--- a/Courses/Software-Sciences/IT-Module-3-Web-Design/Bonus/02-Generating-Web-Pages-with-ChatGPT-and-Claude/02-Generating-Web-Pages-with-ChatGPT-and-Claude.docx
+++ b/Courses/Software-Sciences/IT-Module-3-Web-Design/Bonus/02-Generating-Web-Pages-with-ChatGPT-and-Claude/02-Generating-Web-Pages-with-ChatGPT-and-Claude.docx
@@ -76,9 +76,9 @@
           <w:noProof/>
         </w:rPr>
         <w:drawing>
-          <wp:inline distT="0" distB="0" distL="0" distR="0" wp14:anchorId="73F5C6D6" wp14:editId="5AF29259">
-            <wp:extent cx="1065886" cy="497260"/>
-            <wp:effectExtent l="0" t="0" r="1270" b="0"/>
+          <wp:inline distT="0" distB="0" distL="0" distR="0" wp14:anchorId="73F5C6D6" wp14:editId="44B6C889">
+            <wp:extent cx="1065886" cy="477023"/>
+            <wp:effectExtent l="0" t="0" r="1270" b="5715"/>
             <wp:docPr id="470543985" name="Picture 1"/>
             <wp:cNvGraphicFramePr>
               <a:graphicFrameLocks xmlns:a="http://schemas.openxmlformats.org/drawingml/2006/main" noChangeAspect="1"/>
@@ -107,7 +107,7 @@
                   <pic:spPr bwMode="auto">
                     <a:xfrm>
                       <a:off x="0" y="0"/>
-                      <a:ext cx="1065886" cy="497260"/>
+                      <a:ext cx="1065886" cy="477023"/>
                     </a:xfrm>
                     <a:prstGeom prst="rect">
                       <a:avLst/>
@@ -415,7 +415,7 @@
           <w:lang w:val="bg-BG"/>
         </w:rPr>
         <w:drawing>
-          <wp:inline distT="0" distB="0" distL="0" distR="0" wp14:anchorId="1B7B07D7" wp14:editId="343847EC">
+          <wp:inline distT="0" distB="0" distL="0" distR="0" wp14:anchorId="1B7B07D7" wp14:editId="5F11B0C1">
             <wp:extent cx="4127863" cy="1787224"/>
             <wp:effectExtent l="12700" t="12700" r="12700" b="16510"/>
             <wp:docPr id="1566901484" name="Picture 2"/>
